--- a/Base Application/Foundation/Reporting/ReportParts/HeaderFooterDesign/ExternalModern.docx
+++ b/Base Application/Foundation/Reporting/ReportParts/HeaderFooterDesign/ExternalModern.docx
@@ -483,19 +483,7 @@
           </w:pPr>
           <w:sdt>
             <w:sdtPr>
-              <w:rPr>
-                <w:rFonts w:cstheme="minorHAnsi"/>
-                <w:sz w:val="18"/>
-                <w:szCs w:val="18"/>
-              </w:rPr>
-              <w:alias w:val="HomePageCaption"/>
-              <w:tag w:val="#BC:InsertDataItem,BCReportInformation/CompanyMetadata/CompanyHomePageCaption"/>
-              <w:id w:val="-1245723920"/>
-              <w:placeholder>
-                <w:docPart w:val="D6379D6E6219439E812EE9827DC83632"/>
-              </w:placeholder>
-              <w15:color w:val="808080"/>
-              <w:text/>
+              <w:dataBinding w:prefixMappings="xmlns:ns0='urn:microsoft-dynamics-nav/reports/Tenant_Report_Defaults/2000000001/'" w:xpath="/ns0:NavWordReportXmlPart[1]/ns0:BCReportInformation[1]/ns0:CompanyMetadata[1]/ns0:CompanyHomePageCaption[1]" w:storeItemID="{6591F282-3185-4100-B552-A980004A2E03}"/>
             </w:sdtPr>
             <w:sdtContent>
               <w:r>
@@ -518,19 +506,7 @@
           </w:r>
           <w:sdt>
             <w:sdtPr>
-              <w:rPr>
-                <w:rFonts w:cstheme="minorHAnsi"/>
-                <w:sz w:val="18"/>
-                <w:szCs w:val="18"/>
-              </w:rPr>
-              <w:alias w:val="CompanyHomePage"/>
-              <w:tag w:val="#BC:InsertDataItem,BCReportInformation/CompanyMetadata/CompanyHomePage"/>
-              <w:id w:val="987447040"/>
-              <w:placeholder>
-                <w:docPart w:val="D6379D6E6219439E812EE9827DC83632"/>
-              </w:placeholder>
-              <w15:color w:val="808080"/>
-              <w:text/>
+              <w:dataBinding w:prefixMappings="xmlns:ns0='urn:microsoft-dynamics-nav/reports/Tenant_Report_Defaults/2000000001/'" w:xpath="/ns0:NavWordReportXmlPart[1]/ns0:BCReportInformation[1]/ns0:CompanyMetadata[1]/ns0:CompanyHomePage[1]" w:storeItemID="{6591F282-3185-4100-B552-A980004A2E03}"/>
             </w:sdtPr>
             <w:sdtContent>
               <w:r>
@@ -553,19 +529,7 @@
           </w:r>
           <w:sdt>
             <w:sdtPr>
-              <w:rPr>
-                <w:rFonts w:cstheme="minorHAnsi"/>
-                <w:sz w:val="18"/>
-                <w:szCs w:val="18"/>
-              </w:rPr>
-              <w:alias w:val="CompanyPhoneCaption"/>
-              <w:tag w:val="#BC:InsertDataItem,BCReportInformation/CompanyMetadata/CompanyPhoneCaption"/>
-              <w:id w:val="-1987612577"/>
-              <w:placeholder>
-                <w:docPart w:val="D6379D6E6219439E812EE9827DC83632"/>
-              </w:placeholder>
-              <w15:color w:val="808080"/>
-              <w:text/>
+              <w:dataBinding w:prefixMappings="xmlns:ns0='urn:microsoft-dynamics-nav/reports/Tenant_Report_Defaults/2000000001/'" w:xpath="/ns0:NavWordReportXmlPart[1]/ns0:BCReportInformation[1]/ns0:CompanyMetadata[1]/ns0:CompanyPhoneCaption[1]" w:storeItemID="{6591F282-3185-4100-B552-A980004A2E03}"/>
             </w:sdtPr>
             <w:sdtContent>
               <w:r>
@@ -588,19 +552,7 @@
           </w:r>
           <w:sdt>
             <w:sdtPr>
-              <w:rPr>
-                <w:rFonts w:cstheme="minorHAnsi"/>
-                <w:sz w:val="18"/>
-                <w:szCs w:val="18"/>
-              </w:rPr>
-              <w:alias w:val="CompanyPhone"/>
-              <w:tag w:val="#BC:InsertDataItem,BCReportInformation/CompanyMetadata/CompanyPhone"/>
-              <w:id w:val="1650788039"/>
-              <w:placeholder>
-                <w:docPart w:val="D6379D6E6219439E812EE9827DC83632"/>
-              </w:placeholder>
-              <w15:color w:val="808080"/>
-              <w:text/>
+              <w:dataBinding w:prefixMappings="xmlns:ns0='urn:microsoft-dynamics-nav/reports/Tenant_Report_Defaults/2000000001/'" w:xpath="/ns0:NavWordReportXmlPart[1]/ns0:BCReportInformation[1]/ns0:CompanyMetadata[1]/ns0:CompanyPhone[1]" w:storeItemID="{6591F282-3185-4100-B552-A980004A2E03}"/>
             </w:sdtPr>
             <w:sdtContent>
               <w:r>
@@ -764,19 +716,7 @@
           </w:pPr>
           <w:sdt>
             <w:sdtPr>
-              <w:rPr>
-                <w:rFonts w:cstheme="minorHAnsi"/>
-                <w:sz w:val="18"/>
-                <w:szCs w:val="18"/>
-              </w:rPr>
-              <w:alias w:val="CompanyEmailCaption"/>
-              <w:tag w:val="#BC:InsertDataItem,BCReportInformation/CompanyMetadata/CompanyEmailCaption"/>
-              <w:id w:val="-1653124988"/>
-              <w:placeholder>
-                <w:docPart w:val="D5D23BAC6D534008B5DBE00DFAAA1BB9"/>
-              </w:placeholder>
-              <w15:color w:val="808080"/>
-              <w:text/>
+              <w:dataBinding w:prefixMappings="xmlns:ns0='urn:microsoft-dynamics-nav/reports/Tenant_Report_Defaults/2000000001/'" w:xpath="/ns0:NavWordReportXmlPart[1]/ns0:BCReportInformation[1]/ns0:CompanyMetadata[1]/ns0:CompanyEmailCaption[1]" w:storeItemID="{6591F282-3185-4100-B552-A980004A2E03}"/>
             </w:sdtPr>
             <w:sdtContent>
               <w:r>
@@ -799,19 +739,7 @@
           </w:r>
           <w:sdt>
             <w:sdtPr>
-              <w:rPr>
-                <w:rFonts w:cstheme="minorHAnsi"/>
-                <w:sz w:val="18"/>
-                <w:szCs w:val="18"/>
-              </w:rPr>
-              <w:alias w:val="CompanyEmail"/>
-              <w:tag w:val="#BC:InsertDataItem,BCReportInformation/CompanyMetadata/CompanyEmail"/>
-              <w:id w:val="-761446710"/>
-              <w:placeholder>
-                <w:docPart w:val="D5D23BAC6D534008B5DBE00DFAAA1BB9"/>
-              </w:placeholder>
-              <w15:color w:val="808080"/>
-              <w:text/>
+              <w:dataBinding w:prefixMappings="xmlns:ns0='urn:microsoft-dynamics-nav/reports/Tenant_Report_Defaults/2000000001/'" w:xpath="/ns0:NavWordReportXmlPart[1]/ns0:BCReportInformation[1]/ns0:CompanyMetadata[1]/ns0:CompanyEmail[1]" w:storeItemID="{6591F282-3185-4100-B552-A980004A2E03}"/>
             </w:sdtPr>
             <w:sdtContent>
               <w:r>
@@ -834,19 +762,7 @@
           </w:r>
           <w:sdt>
             <w:sdtPr>
-              <w:rPr>
-                <w:rFonts w:cstheme="minorHAnsi"/>
-                <w:sz w:val="18"/>
-                <w:szCs w:val="18"/>
-              </w:rPr>
-              <w:alias w:val="CompanyFaxNoCaption"/>
-              <w:tag w:val="#BC:InsertDataItem,BCReportInformation/CompanyMetadata/CompanyFaxNoCaption"/>
-              <w:id w:val="-1424035321"/>
-              <w:placeholder>
-                <w:docPart w:val="06686A0925D745219A32479543DC0E24"/>
-              </w:placeholder>
-              <w15:color w:val="808080"/>
-              <w:text/>
+              <w:dataBinding w:prefixMappings="xmlns:ns0='urn:microsoft-dynamics-nav/reports/Tenant_Report_Defaults/2000000001/'" w:xpath="/ns0:NavWordReportXmlPart[1]/ns0:BCReportInformation[1]/ns0:CompanyMetadata[1]/ns0:CompanyFaxNoCaption[1]" w:storeItemID="{6591F282-3185-4100-B552-A980004A2E03}"/>
             </w:sdtPr>
             <w:sdtContent>
               <w:r>
@@ -869,19 +785,7 @@
           </w:r>
           <w:sdt>
             <w:sdtPr>
-              <w:rPr>
-                <w:rFonts w:cstheme="minorHAnsi"/>
-                <w:sz w:val="18"/>
-                <w:szCs w:val="18"/>
-              </w:rPr>
-              <w:alias w:val="CompanyFaxNo"/>
-              <w:tag w:val="#BC:InsertDataItem,BCReportInformation/CompanyMetadata/CompanyFaxNo"/>
-              <w:id w:val="-1029098813"/>
-              <w:placeholder>
-                <w:docPart w:val="418A735C7DCB4234B58B5D28743DEF18"/>
-              </w:placeholder>
-              <w15:color w:val="808080"/>
-              <w:text/>
+              <w:dataBinding w:prefixMappings="xmlns:ns0='urn:microsoft-dynamics-nav/reports/Tenant_Report_Defaults/2000000001/'" w:xpath="/ns0:NavWordReportXmlPart[1]/ns0:BCReportInformation[1]/ns0:CompanyMetadata[1]/ns0:CompanyFaxNo[1]" w:storeItemID="{6591F282-3185-4100-B552-A980004A2E03}"/>
             </w:sdtPr>
             <w:sdtContent>
               <w:r>
@@ -935,19 +839,7 @@
           </w:pPr>
           <w:sdt>
             <w:sdtPr>
-              <w:rPr>
-                <w:rFonts w:cstheme="minorHAnsi"/>
-                <w:sz w:val="18"/>
-                <w:szCs w:val="18"/>
-              </w:rPr>
-              <w:alias w:val="CompanyVATRegistrationNoCaption"/>
-              <w:tag w:val="#BC:InsertDataItem,BCReportInformation/CompanyMetadata/CompanyVATRegistrationNoCaption"/>
-              <w:id w:val="-1531718102"/>
-              <w:placeholder>
-                <w:docPart w:val="9958AF2F4FE246329788F5489FA77735"/>
-              </w:placeholder>
-              <w15:color w:val="808080"/>
-              <w:text/>
+              <w:dataBinding w:prefixMappings="xmlns:ns0='urn:microsoft-dynamics-nav/reports/Tenant_Report_Defaults/2000000001/'" w:xpath="/ns0:NavWordReportXmlPart[1]/ns0:BCReportInformation[1]/ns0:CompanyMetadata[1]/ns0:CompanyVATRegistrationNoCaption[1]" w:storeItemID="{6591F282-3185-4100-B552-A980004A2E03}"/>
             </w:sdtPr>
             <w:sdtContent>
               <w:r>
@@ -970,19 +862,7 @@
           </w:r>
           <w:sdt>
             <w:sdtPr>
-              <w:rPr>
-                <w:rFonts w:cstheme="minorHAnsi"/>
-                <w:sz w:val="18"/>
-                <w:szCs w:val="18"/>
-              </w:rPr>
-              <w:alias w:val="CompanyVATRegistrationNo"/>
-              <w:tag w:val="#BC:InsertDataItem,BCReportInformation/CompanyMetadata/CompanyVATRegistrationNo"/>
-              <w:id w:val="-1964800252"/>
-              <w:placeholder>
-                <w:docPart w:val="9958AF2F4FE246329788F5489FA77735"/>
-              </w:placeholder>
-              <w15:color w:val="808080"/>
-              <w:text/>
+              <w:dataBinding w:prefixMappings="xmlns:ns0='urn:microsoft-dynamics-nav/reports/Tenant_Report_Defaults/2000000001/'" w:xpath="/ns0:NavWordReportXmlPart[1]/ns0:BCReportInformation[1]/ns0:CompanyMetadata[1]/ns0:CompanyVATRegistrationNo[1]" w:storeItemID="{6591F282-3185-4100-B552-A980004A2E03}"/>
             </w:sdtPr>
             <w:sdtContent>
               <w:r>
@@ -1013,19 +893,7 @@
           </w:r>
           <w:sdt>
             <w:sdtPr>
-              <w:rPr>
-                <w:rFonts w:cstheme="minorHAnsi"/>
-                <w:sz w:val="18"/>
-                <w:szCs w:val="18"/>
-              </w:rPr>
-              <w:alias w:val="CompanyGiroNoCaption"/>
-              <w:tag w:val="#BC:InsertDataItem,BCReportInformation/CompanyMetadata/CompanyGiroNoCaption"/>
-              <w:id w:val="-353197755"/>
-              <w:placeholder>
-                <w:docPart w:val="381D89A1AAEB4DFC825C7BCD4F1E0652"/>
-              </w:placeholder>
-              <w15:color w:val="808080"/>
-              <w:text/>
+              <w:dataBinding w:prefixMappings="xmlns:ns0='urn:microsoft-dynamics-nav/reports/Tenant_Report_Defaults/2000000001/'" w:xpath="/ns0:NavWordReportXmlPart[1]/ns0:BCReportInformation[1]/ns0:CompanyMetadata[1]/ns0:CompanyGiroNoCaption[1]" w:storeItemID="{6591F282-3185-4100-B552-A980004A2E03}"/>
             </w:sdtPr>
             <w:sdtContent>
               <w:r>
@@ -1048,19 +916,7 @@
           </w:r>
           <w:sdt>
             <w:sdtPr>
-              <w:rPr>
-                <w:rFonts w:cstheme="minorHAnsi"/>
-                <w:sz w:val="18"/>
-                <w:szCs w:val="18"/>
-              </w:rPr>
-              <w:alias w:val="CompanyGiroNo"/>
-              <w:tag w:val="#BC:InsertDataItem,BCReportInformation/CompanyMetadata/CompanyGiroNo"/>
-              <w:id w:val="85652963"/>
-              <w:placeholder>
-                <w:docPart w:val="381D89A1AAEB4DFC825C7BCD4F1E0652"/>
-              </w:placeholder>
-              <w15:color w:val="808080"/>
-              <w:text/>
+              <w:dataBinding w:prefixMappings="xmlns:ns0='urn:microsoft-dynamics-nav/reports/Tenant_Report_Defaults/2000000001/'" w:xpath="/ns0:NavWordReportXmlPart[1]/ns0:BCReportInformation[1]/ns0:CompanyMetadata[1]/ns0:CompanyGiroNo[1]" w:storeItemID="{6591F282-3185-4100-B552-A980004A2E03}"/>
             </w:sdtPr>
             <w:sdtContent>
               <w:r>
@@ -1113,20 +969,7 @@
           </w:pPr>
           <w:sdt>
             <w:sdtPr>
-              <w:rPr>
-                <w:rFonts w:cstheme="minorHAnsi"/>
-                <w:sz w:val="18"/>
-                <w:szCs w:val="18"/>
-              </w:rPr>
-              <w:alias w:val="CompanyBankName"/>
-              <w:tag w:val="#BC:InsertDataItem,BCReportInformation/CompanyMetadata/CompanyBankName"/>
-              <w:id w:val="2076081381"/>
-              <w:placeholder>
-                <w:docPart w:val="9BB7606A5ECD401C92ECA5A9ED89BBCA"/>
-              </w:placeholder>
-              <w:showingPlcHdr/>
-              <w15:color w:val="808080"/>
-              <w:text/>
+              <w:dataBinding w:prefixMappings="xmlns:ns0='urn:microsoft-dynamics-nav/reports/Tenant_Report_Defaults/2000000001/'" w:xpath="/ns0:NavWordReportXmlPart[1]/ns0:BCReportInformation[1]/ns0:CompanyMetadata[1]/ns0:CompanyBankName[1]" w:storeItemID="{6591F282-3185-4100-B552-A980004A2E03}"/>
             </w:sdtPr>
             <w:sdtContent>
               <w:r>
@@ -1149,19 +992,7 @@
           </w:r>
           <w:sdt>
             <w:sdtPr>
-              <w:rPr>
-                <w:rFonts w:cstheme="minorHAnsi"/>
-                <w:sz w:val="18"/>
-                <w:szCs w:val="18"/>
-              </w:rPr>
-              <w:alias w:val="CompanyBankBranchNo"/>
-              <w:tag w:val="#BC:InsertDataItem,BCReportInformation/CompanyMetadata/CompanyBankBranchNo"/>
-              <w:id w:val="-1317100354"/>
-              <w:placeholder>
-                <w:docPart w:val="C28645A9A254473A8ED8334D4C25D878"/>
-              </w:placeholder>
-              <w15:color w:val="808080"/>
-              <w:text/>
+              <w:dataBinding w:prefixMappings="xmlns:ns0='urn:microsoft-dynamics-nav/reports/Tenant_Report_Defaults/2000000001/'" w:xpath="/ns0:NavWordReportXmlPart[1]/ns0:BCReportInformation[1]/ns0:CompanyMetadata[1]/ns0:CompanyBankBranchNo[1]" w:storeItemID="{6591F282-3185-4100-B552-A980004A2E03}"/>
             </w:sdtPr>
             <w:sdtContent>
               <w:r>
@@ -1184,19 +1015,7 @@
           </w:r>
           <w:sdt>
             <w:sdtPr>
-              <w:rPr>
-                <w:rFonts w:cstheme="minorHAnsi"/>
-                <w:sz w:val="18"/>
-                <w:szCs w:val="18"/>
-              </w:rPr>
-              <w:alias w:val="CompanyBankAccountNo"/>
-              <w:tag w:val="#BC:InsertDataItem,BCReportInformation/CompanyMetadata/CompanyBankAccountNo"/>
-              <w:id w:val="-793061014"/>
-              <w:placeholder>
-                <w:docPart w:val="E87C0CAEB19C4718881BD4D0493E18EB"/>
-              </w:placeholder>
-              <w15:color w:val="808080"/>
-              <w:text/>
+              <w:dataBinding w:prefixMappings="xmlns:ns0='urn:microsoft-dynamics-nav/reports/Tenant_Report_Defaults/2000000001/'" w:xpath="/ns0:NavWordReportXmlPart[1]/ns0:BCReportInformation[1]/ns0:CompanyMetadata[1]/ns0:CompanyBankAccountNo[1]" w:storeItemID="{6591F282-3185-4100-B552-A980004A2E03}"/>
             </w:sdtPr>
             <w:sdtContent>
               <w:r>
@@ -1293,14 +1112,7 @@
           </w:pPr>
           <w:sdt>
             <w:sdtPr>
-              <w:alias w:val="ReportCaption"/>
-              <w:tag w:val="#BC:InsertDataItem,BCReportInformation/ReportMetadata/ReportCaption"/>
-              <w:id w:val="-270854158"/>
-              <w:placeholder>
-                <w:docPart w:val="1FEE138237C145679D27309B52717B22"/>
-              </w:placeholder>
-              <w15:color w:val="808080"/>
-              <w:text/>
+              <w:dataBinding w:prefixMappings="xmlns:ns0='urn:microsoft-dynamics-nav/reports/Tenant_Report_Defaults/2000000001/'" w:xpath="/ns0:NavWordReportXmlPart[1]/ns0:BCReportInformation[1]/ns0:ReportMetadata[1]/ns0:ReportCaption[1]" w:storeItemID="{6591F282-3185-4100-B552-A980004A2E03}"/>
             </w:sdtPr>
             <w:sdtContent>
               <w:r>
@@ -1319,7 +1131,7 @@
             <w:spacing w:before="120"/>
             <w:jc w:val="right"/>
             <w:rPr>
-              <w:rFonts w:ascii="Aptos Narrow" w:eastAsiaTheme="majorEastAsia" w:hAnsi="Aptos Narrow"/>
+              <w:rFonts w:ascii="Aptos Narrow" w:hAnsi="Aptos Narrow" w:eastAsiaTheme="majorEastAsia"/>
               <w:color w:val="242424"/>
               <w:sz w:val="18"/>
               <w:szCs w:val="18"/>
@@ -1327,21 +1139,7 @@
           </w:pPr>
           <w:sdt>
             <w:sdtPr>
-              <w:rPr>
-                <w:rFonts w:asciiTheme="majorHAnsi" w:hAnsiTheme="majorHAnsi" w:cstheme="majorHAnsi"/>
-                <w:b/>
-                <w:bCs/>
-                <w:sz w:val="18"/>
-                <w:szCs w:val="18"/>
-              </w:rPr>
-              <w:alias w:val="CompanyName"/>
-              <w:tag w:val="#BC:InsertDataItem,BCReportInformation/ReportRequest/CompanyName"/>
-              <w:id w:val="-1061177912"/>
-              <w:placeholder>
-                <w:docPart w:val="1FEE138237C145679D27309B52717B22"/>
-              </w:placeholder>
-              <w15:color w:val="808080"/>
-              <w:text/>
+              <w:dataBinding w:prefixMappings="xmlns:ns0='urn:microsoft-dynamics-nav/reports/Tenant_Report_Defaults/2000000001/'" w:xpath="/ns0:NavWordReportXmlPart[1]/ns0:BCReportInformation[1]/ns0:ReportRequest[1]/ns0:CompanyName[1]" w:storeItemID="{6591F282-3185-4100-B552-A980004A2E03}"/>
             </w:sdtPr>
             <w:sdtContent>
               <w:r>
@@ -1405,18 +1203,7 @@
         </w:tcPr>
         <w:sdt>
           <w:sdtPr>
-            <w:rPr>
-              <w:sz w:val="48"/>
-              <w:szCs w:val="32"/>
-            </w:rPr>
-            <w:alias w:val="ReportCaption"/>
-            <w:tag w:val="#BC:InsertDataItem,BCReportInformation/ReportMetadata/ReportCaption"/>
-            <w:id w:val="-1397730881"/>
-            <w:placeholder>
-              <w:docPart w:val="EED7127D55964A44AB61D89F364313EB"/>
-            </w:placeholder>
-            <w15:color w:val="808080"/>
-            <w:text/>
+            <w:dataBinding w:prefixMappings="xmlns:ns0='urn:microsoft-dynamics-nav/reports/Tenant_Report_Defaults/2000000001/'" w:xpath="/ns0:NavWordReportXmlPart[1]/ns0:BCReportInformation[1]/ns0:ReportMetadata[1]/ns0:ReportCaption[1]" w:storeItemID="{6591F282-3185-4100-B552-A980004A2E03}"/>
           </w:sdtPr>
           <w:sdtContent>
             <w:p>
@@ -1445,21 +1232,7 @@
         </w:tcPr>
         <w:sdt>
           <w:sdtPr>
-            <w:rPr>
-              <w:rFonts w:asciiTheme="majorHAnsi" w:hAnsiTheme="majorHAnsi" w:cstheme="majorHAnsi"/>
-              <w:b/>
-              <w:bCs/>
-              <w:sz w:val="18"/>
-              <w:szCs w:val="18"/>
-            </w:rPr>
-            <w:alias w:val="CompanyName"/>
-            <w:tag w:val="#BC:InsertDataItem,BCReportInformation/ReportRequest/CompanyName"/>
-            <w:id w:val="-1476142504"/>
-            <w:placeholder>
-              <w:docPart w:val="EED7127D55964A44AB61D89F364313EB"/>
-            </w:placeholder>
-            <w15:color w:val="808080"/>
-            <w:text/>
+            <w:dataBinding w:prefixMappings="xmlns:ns0='urn:microsoft-dynamics-nav/reports/Tenant_Report_Defaults/2000000001/'" w:xpath="/ns0:NavWordReportXmlPart[1]/ns0:BCReportInformation[1]/ns0:ReportRequest[1]/ns0:CompanyName[1]" w:storeItemID="{6591F282-3185-4100-B552-A980004A2E03}"/>
           </w:sdtPr>
           <w:sdtContent>
             <w:p>

--- a/Base Application/Foundation/Reporting/ReportParts/HeaderFooterDesign/ExternalModern.docx
+++ b/Base Application/Foundation/Reporting/ReportParts/HeaderFooterDesign/ExternalModern.docx
@@ -483,7 +483,19 @@
           </w:pPr>
           <w:sdt>
             <w:sdtPr>
-              <w:dataBinding w:prefixMappings="xmlns:ns0='urn:microsoft-dynamics-nav/reports/Tenant_Report_Defaults/2000000001/'" w:xpath="/ns0:NavWordReportXmlPart[1]/ns0:BCReportInformation[1]/ns0:CompanyMetadata[1]/ns0:CompanyHomePageCaption[1]" w:storeItemID="{6591F282-3185-4100-B552-A980004A2E03}"/>
+              <w:rPr>
+                <w:rFonts w:cstheme="minorHAnsi"/>
+                <w:sz w:val="18"/>
+                <w:szCs w:val="18"/>
+              </w:rPr>
+              <w:alias w:val="HomePageCaption"/>
+              <w:tag w:val="#BC:InsertDataItem,BCReportInformation/CompanyMetadata/CompanyHomePageCaption"/>
+              <w:id w:val="-1245723920"/>
+              <w:placeholder>
+                <w:docPart w:val="D6379D6E6219439E812EE9827DC83632"/>
+              </w:placeholder>
+              <w15:color w:val="808080"/>
+              <w:text/>
             </w:sdtPr>
             <w:sdtContent>
               <w:r>
@@ -506,7 +518,19 @@
           </w:r>
           <w:sdt>
             <w:sdtPr>
-              <w:dataBinding w:prefixMappings="xmlns:ns0='urn:microsoft-dynamics-nav/reports/Tenant_Report_Defaults/2000000001/'" w:xpath="/ns0:NavWordReportXmlPart[1]/ns0:BCReportInformation[1]/ns0:CompanyMetadata[1]/ns0:CompanyHomePage[1]" w:storeItemID="{6591F282-3185-4100-B552-A980004A2E03}"/>
+              <w:rPr>
+                <w:rFonts w:cstheme="minorHAnsi"/>
+                <w:sz w:val="18"/>
+                <w:szCs w:val="18"/>
+              </w:rPr>
+              <w:alias w:val="CompanyHomePage"/>
+              <w:tag w:val="#BC:InsertDataItem,BCReportInformation/CompanyMetadata/CompanyHomePage"/>
+              <w:id w:val="987447040"/>
+              <w:placeholder>
+                <w:docPart w:val="D6379D6E6219439E812EE9827DC83632"/>
+              </w:placeholder>
+              <w15:color w:val="808080"/>
+              <w:text/>
             </w:sdtPr>
             <w:sdtContent>
               <w:r>
@@ -529,7 +553,19 @@
           </w:r>
           <w:sdt>
             <w:sdtPr>
-              <w:dataBinding w:prefixMappings="xmlns:ns0='urn:microsoft-dynamics-nav/reports/Tenant_Report_Defaults/2000000001/'" w:xpath="/ns0:NavWordReportXmlPart[1]/ns0:BCReportInformation[1]/ns0:CompanyMetadata[1]/ns0:CompanyPhoneCaption[1]" w:storeItemID="{6591F282-3185-4100-B552-A980004A2E03}"/>
+              <w:rPr>
+                <w:rFonts w:cstheme="minorHAnsi"/>
+                <w:sz w:val="18"/>
+                <w:szCs w:val="18"/>
+              </w:rPr>
+              <w:alias w:val="CompanyPhoneCaption"/>
+              <w:tag w:val="#BC:InsertDataItem,BCReportInformation/CompanyMetadata/CompanyPhoneCaption"/>
+              <w:id w:val="-1987612577"/>
+              <w:placeholder>
+                <w:docPart w:val="D6379D6E6219439E812EE9827DC83632"/>
+              </w:placeholder>
+              <w15:color w:val="808080"/>
+              <w:text/>
             </w:sdtPr>
             <w:sdtContent>
               <w:r>
@@ -552,7 +588,19 @@
           </w:r>
           <w:sdt>
             <w:sdtPr>
-              <w:dataBinding w:prefixMappings="xmlns:ns0='urn:microsoft-dynamics-nav/reports/Tenant_Report_Defaults/2000000001/'" w:xpath="/ns0:NavWordReportXmlPart[1]/ns0:BCReportInformation[1]/ns0:CompanyMetadata[1]/ns0:CompanyPhone[1]" w:storeItemID="{6591F282-3185-4100-B552-A980004A2E03}"/>
+              <w:rPr>
+                <w:rFonts w:cstheme="minorHAnsi"/>
+                <w:sz w:val="18"/>
+                <w:szCs w:val="18"/>
+              </w:rPr>
+              <w:alias w:val="CompanyPhone"/>
+              <w:tag w:val="#BC:InsertDataItem,BCReportInformation/CompanyMetadata/CompanyPhone"/>
+              <w:id w:val="1650788039"/>
+              <w:placeholder>
+                <w:docPart w:val="D6379D6E6219439E812EE9827DC83632"/>
+              </w:placeholder>
+              <w15:color w:val="808080"/>
+              <w:text/>
             </w:sdtPr>
             <w:sdtContent>
               <w:r>
@@ -716,7 +764,19 @@
           </w:pPr>
           <w:sdt>
             <w:sdtPr>
-              <w:dataBinding w:prefixMappings="xmlns:ns0='urn:microsoft-dynamics-nav/reports/Tenant_Report_Defaults/2000000001/'" w:xpath="/ns0:NavWordReportXmlPart[1]/ns0:BCReportInformation[1]/ns0:CompanyMetadata[1]/ns0:CompanyEmailCaption[1]" w:storeItemID="{6591F282-3185-4100-B552-A980004A2E03}"/>
+              <w:rPr>
+                <w:rFonts w:cstheme="minorHAnsi"/>
+                <w:sz w:val="18"/>
+                <w:szCs w:val="18"/>
+              </w:rPr>
+              <w:alias w:val="CompanyEmailCaption"/>
+              <w:tag w:val="#BC:InsertDataItem,BCReportInformation/CompanyMetadata/CompanyEmailCaption"/>
+              <w:id w:val="-1653124988"/>
+              <w:placeholder>
+                <w:docPart w:val="D5D23BAC6D534008B5DBE00DFAAA1BB9"/>
+              </w:placeholder>
+              <w15:color w:val="808080"/>
+              <w:text/>
             </w:sdtPr>
             <w:sdtContent>
               <w:r>
@@ -739,7 +799,19 @@
           </w:r>
           <w:sdt>
             <w:sdtPr>
-              <w:dataBinding w:prefixMappings="xmlns:ns0='urn:microsoft-dynamics-nav/reports/Tenant_Report_Defaults/2000000001/'" w:xpath="/ns0:NavWordReportXmlPart[1]/ns0:BCReportInformation[1]/ns0:CompanyMetadata[1]/ns0:CompanyEmail[1]" w:storeItemID="{6591F282-3185-4100-B552-A980004A2E03}"/>
+              <w:rPr>
+                <w:rFonts w:cstheme="minorHAnsi"/>
+                <w:sz w:val="18"/>
+                <w:szCs w:val="18"/>
+              </w:rPr>
+              <w:alias w:val="CompanyEmail"/>
+              <w:tag w:val="#BC:InsertDataItem,BCReportInformation/CompanyMetadata/CompanyEmail"/>
+              <w:id w:val="-761446710"/>
+              <w:placeholder>
+                <w:docPart w:val="D5D23BAC6D534008B5DBE00DFAAA1BB9"/>
+              </w:placeholder>
+              <w15:color w:val="808080"/>
+              <w:text/>
             </w:sdtPr>
             <w:sdtContent>
               <w:r>
@@ -762,7 +834,19 @@
           </w:r>
           <w:sdt>
             <w:sdtPr>
-              <w:dataBinding w:prefixMappings="xmlns:ns0='urn:microsoft-dynamics-nav/reports/Tenant_Report_Defaults/2000000001/'" w:xpath="/ns0:NavWordReportXmlPart[1]/ns0:BCReportInformation[1]/ns0:CompanyMetadata[1]/ns0:CompanyFaxNoCaption[1]" w:storeItemID="{6591F282-3185-4100-B552-A980004A2E03}"/>
+              <w:rPr>
+                <w:rFonts w:cstheme="minorHAnsi"/>
+                <w:sz w:val="18"/>
+                <w:szCs w:val="18"/>
+              </w:rPr>
+              <w:alias w:val="CompanyFaxNoCaption"/>
+              <w:tag w:val="#BC:InsertDataItem,BCReportInformation/CompanyMetadata/CompanyFaxNoCaption"/>
+              <w:id w:val="-1424035321"/>
+              <w:placeholder>
+                <w:docPart w:val="06686A0925D745219A32479543DC0E24"/>
+              </w:placeholder>
+              <w15:color w:val="808080"/>
+              <w:text/>
             </w:sdtPr>
             <w:sdtContent>
               <w:r>
@@ -785,7 +869,19 @@
           </w:r>
           <w:sdt>
             <w:sdtPr>
-              <w:dataBinding w:prefixMappings="xmlns:ns0='urn:microsoft-dynamics-nav/reports/Tenant_Report_Defaults/2000000001/'" w:xpath="/ns0:NavWordReportXmlPart[1]/ns0:BCReportInformation[1]/ns0:CompanyMetadata[1]/ns0:CompanyFaxNo[1]" w:storeItemID="{6591F282-3185-4100-B552-A980004A2E03}"/>
+              <w:rPr>
+                <w:rFonts w:cstheme="minorHAnsi"/>
+                <w:sz w:val="18"/>
+                <w:szCs w:val="18"/>
+              </w:rPr>
+              <w:alias w:val="CompanyFaxNo"/>
+              <w:tag w:val="#BC:InsertDataItem,BCReportInformation/CompanyMetadata/CompanyFaxNo"/>
+              <w:id w:val="-1029098813"/>
+              <w:placeholder>
+                <w:docPart w:val="418A735C7DCB4234B58B5D28743DEF18"/>
+              </w:placeholder>
+              <w15:color w:val="808080"/>
+              <w:text/>
             </w:sdtPr>
             <w:sdtContent>
               <w:r>
@@ -839,7 +935,19 @@
           </w:pPr>
           <w:sdt>
             <w:sdtPr>
-              <w:dataBinding w:prefixMappings="xmlns:ns0='urn:microsoft-dynamics-nav/reports/Tenant_Report_Defaults/2000000001/'" w:xpath="/ns0:NavWordReportXmlPart[1]/ns0:BCReportInformation[1]/ns0:CompanyMetadata[1]/ns0:CompanyVATRegistrationNoCaption[1]" w:storeItemID="{6591F282-3185-4100-B552-A980004A2E03}"/>
+              <w:rPr>
+                <w:rFonts w:cstheme="minorHAnsi"/>
+                <w:sz w:val="18"/>
+                <w:szCs w:val="18"/>
+              </w:rPr>
+              <w:alias w:val="CompanyVATRegistrationNoCaption"/>
+              <w:tag w:val="#BC:InsertDataItem,BCReportInformation/CompanyMetadata/CompanyVATRegistrationNoCaption"/>
+              <w:id w:val="-1531718102"/>
+              <w:placeholder>
+                <w:docPart w:val="9958AF2F4FE246329788F5489FA77735"/>
+              </w:placeholder>
+              <w15:color w:val="808080"/>
+              <w:text/>
             </w:sdtPr>
             <w:sdtContent>
               <w:r>
@@ -862,7 +970,19 @@
           </w:r>
           <w:sdt>
             <w:sdtPr>
-              <w:dataBinding w:prefixMappings="xmlns:ns0='urn:microsoft-dynamics-nav/reports/Tenant_Report_Defaults/2000000001/'" w:xpath="/ns0:NavWordReportXmlPart[1]/ns0:BCReportInformation[1]/ns0:CompanyMetadata[1]/ns0:CompanyVATRegistrationNo[1]" w:storeItemID="{6591F282-3185-4100-B552-A980004A2E03}"/>
+              <w:rPr>
+                <w:rFonts w:cstheme="minorHAnsi"/>
+                <w:sz w:val="18"/>
+                <w:szCs w:val="18"/>
+              </w:rPr>
+              <w:alias w:val="CompanyVATRegistrationNo"/>
+              <w:tag w:val="#BC:InsertDataItem,BCReportInformation/CompanyMetadata/CompanyVATRegistrationNo"/>
+              <w:id w:val="-1964800252"/>
+              <w:placeholder>
+                <w:docPart w:val="9958AF2F4FE246329788F5489FA77735"/>
+              </w:placeholder>
+              <w15:color w:val="808080"/>
+              <w:text/>
             </w:sdtPr>
             <w:sdtContent>
               <w:r>
@@ -893,7 +1013,19 @@
           </w:r>
           <w:sdt>
             <w:sdtPr>
-              <w:dataBinding w:prefixMappings="xmlns:ns0='urn:microsoft-dynamics-nav/reports/Tenant_Report_Defaults/2000000001/'" w:xpath="/ns0:NavWordReportXmlPart[1]/ns0:BCReportInformation[1]/ns0:CompanyMetadata[1]/ns0:CompanyGiroNoCaption[1]" w:storeItemID="{6591F282-3185-4100-B552-A980004A2E03}"/>
+              <w:rPr>
+                <w:rFonts w:cstheme="minorHAnsi"/>
+                <w:sz w:val="18"/>
+                <w:szCs w:val="18"/>
+              </w:rPr>
+              <w:alias w:val="CompanyGiroNoCaption"/>
+              <w:tag w:val="#BC:InsertDataItem,BCReportInformation/CompanyMetadata/CompanyGiroNoCaption"/>
+              <w:id w:val="-353197755"/>
+              <w:placeholder>
+                <w:docPart w:val="381D89A1AAEB4DFC825C7BCD4F1E0652"/>
+              </w:placeholder>
+              <w15:color w:val="808080"/>
+              <w:text/>
             </w:sdtPr>
             <w:sdtContent>
               <w:r>
@@ -916,7 +1048,19 @@
           </w:r>
           <w:sdt>
             <w:sdtPr>
-              <w:dataBinding w:prefixMappings="xmlns:ns0='urn:microsoft-dynamics-nav/reports/Tenant_Report_Defaults/2000000001/'" w:xpath="/ns0:NavWordReportXmlPart[1]/ns0:BCReportInformation[1]/ns0:CompanyMetadata[1]/ns0:CompanyGiroNo[1]" w:storeItemID="{6591F282-3185-4100-B552-A980004A2E03}"/>
+              <w:rPr>
+                <w:rFonts w:cstheme="minorHAnsi"/>
+                <w:sz w:val="18"/>
+                <w:szCs w:val="18"/>
+              </w:rPr>
+              <w:alias w:val="CompanyGiroNo"/>
+              <w:tag w:val="#BC:InsertDataItem,BCReportInformation/CompanyMetadata/CompanyGiroNo"/>
+              <w:id w:val="85652963"/>
+              <w:placeholder>
+                <w:docPart w:val="381D89A1AAEB4DFC825C7BCD4F1E0652"/>
+              </w:placeholder>
+              <w15:color w:val="808080"/>
+              <w:text/>
             </w:sdtPr>
             <w:sdtContent>
               <w:r>
@@ -969,7 +1113,20 @@
           </w:pPr>
           <w:sdt>
             <w:sdtPr>
-              <w:dataBinding w:prefixMappings="xmlns:ns0='urn:microsoft-dynamics-nav/reports/Tenant_Report_Defaults/2000000001/'" w:xpath="/ns0:NavWordReportXmlPart[1]/ns0:BCReportInformation[1]/ns0:CompanyMetadata[1]/ns0:CompanyBankName[1]" w:storeItemID="{6591F282-3185-4100-B552-A980004A2E03}"/>
+              <w:rPr>
+                <w:rFonts w:cstheme="minorHAnsi"/>
+                <w:sz w:val="18"/>
+                <w:szCs w:val="18"/>
+              </w:rPr>
+              <w:alias w:val="CompanyBankName"/>
+              <w:tag w:val="#BC:InsertDataItem,BCReportInformation/CompanyMetadata/CompanyBankName"/>
+              <w:id w:val="2076081381"/>
+              <w:placeholder>
+                <w:docPart w:val="9BB7606A5ECD401C92ECA5A9ED89BBCA"/>
+              </w:placeholder>
+              <w:showingPlcHdr/>
+              <w15:color w:val="808080"/>
+              <w:text/>
             </w:sdtPr>
             <w:sdtContent>
               <w:r>
@@ -992,7 +1149,19 @@
           </w:r>
           <w:sdt>
             <w:sdtPr>
-              <w:dataBinding w:prefixMappings="xmlns:ns0='urn:microsoft-dynamics-nav/reports/Tenant_Report_Defaults/2000000001/'" w:xpath="/ns0:NavWordReportXmlPart[1]/ns0:BCReportInformation[1]/ns0:CompanyMetadata[1]/ns0:CompanyBankBranchNo[1]" w:storeItemID="{6591F282-3185-4100-B552-A980004A2E03}"/>
+              <w:rPr>
+                <w:rFonts w:cstheme="minorHAnsi"/>
+                <w:sz w:val="18"/>
+                <w:szCs w:val="18"/>
+              </w:rPr>
+              <w:alias w:val="CompanyBankBranchNo"/>
+              <w:tag w:val="#BC:InsertDataItem,BCReportInformation/CompanyMetadata/CompanyBankBranchNo"/>
+              <w:id w:val="-1317100354"/>
+              <w:placeholder>
+                <w:docPart w:val="C28645A9A254473A8ED8334D4C25D878"/>
+              </w:placeholder>
+              <w15:color w:val="808080"/>
+              <w:text/>
             </w:sdtPr>
             <w:sdtContent>
               <w:r>
@@ -1015,7 +1184,19 @@
           </w:r>
           <w:sdt>
             <w:sdtPr>
-              <w:dataBinding w:prefixMappings="xmlns:ns0='urn:microsoft-dynamics-nav/reports/Tenant_Report_Defaults/2000000001/'" w:xpath="/ns0:NavWordReportXmlPart[1]/ns0:BCReportInformation[1]/ns0:CompanyMetadata[1]/ns0:CompanyBankAccountNo[1]" w:storeItemID="{6591F282-3185-4100-B552-A980004A2E03}"/>
+              <w:rPr>
+                <w:rFonts w:cstheme="minorHAnsi"/>
+                <w:sz w:val="18"/>
+                <w:szCs w:val="18"/>
+              </w:rPr>
+              <w:alias w:val="CompanyBankAccountNo"/>
+              <w:tag w:val="#BC:InsertDataItem,BCReportInformation/CompanyMetadata/CompanyBankAccountNo"/>
+              <w:id w:val="-793061014"/>
+              <w:placeholder>
+                <w:docPart w:val="E87C0CAEB19C4718881BD4D0493E18EB"/>
+              </w:placeholder>
+              <w15:color w:val="808080"/>
+              <w:text/>
             </w:sdtPr>
             <w:sdtContent>
               <w:r>
@@ -1112,7 +1293,14 @@
           </w:pPr>
           <w:sdt>
             <w:sdtPr>
-              <w:dataBinding w:prefixMappings="xmlns:ns0='urn:microsoft-dynamics-nav/reports/Tenant_Report_Defaults/2000000001/'" w:xpath="/ns0:NavWordReportXmlPart[1]/ns0:BCReportInformation[1]/ns0:ReportMetadata[1]/ns0:ReportCaption[1]" w:storeItemID="{6591F282-3185-4100-B552-A980004A2E03}"/>
+              <w:alias w:val="ReportCaption"/>
+              <w:tag w:val="#BC:InsertDataItem,BCReportInformation/ReportMetadata/ReportCaption"/>
+              <w:id w:val="-270854158"/>
+              <w:placeholder>
+                <w:docPart w:val="1FEE138237C145679D27309B52717B22"/>
+              </w:placeholder>
+              <w15:color w:val="808080"/>
+              <w:text/>
             </w:sdtPr>
             <w:sdtContent>
               <w:r>
@@ -1131,7 +1319,7 @@
             <w:spacing w:before="120"/>
             <w:jc w:val="right"/>
             <w:rPr>
-              <w:rFonts w:ascii="Aptos Narrow" w:hAnsi="Aptos Narrow" w:eastAsiaTheme="majorEastAsia"/>
+              <w:rFonts w:ascii="Aptos Narrow" w:eastAsiaTheme="majorEastAsia" w:hAnsi="Aptos Narrow"/>
               <w:color w:val="242424"/>
               <w:sz w:val="18"/>
               <w:szCs w:val="18"/>
@@ -1139,7 +1327,21 @@
           </w:pPr>
           <w:sdt>
             <w:sdtPr>
-              <w:dataBinding w:prefixMappings="xmlns:ns0='urn:microsoft-dynamics-nav/reports/Tenant_Report_Defaults/2000000001/'" w:xpath="/ns0:NavWordReportXmlPart[1]/ns0:BCReportInformation[1]/ns0:ReportRequest[1]/ns0:CompanyName[1]" w:storeItemID="{6591F282-3185-4100-B552-A980004A2E03}"/>
+              <w:rPr>
+                <w:rFonts w:asciiTheme="majorHAnsi" w:hAnsiTheme="majorHAnsi" w:cstheme="majorHAnsi"/>
+                <w:b/>
+                <w:bCs/>
+                <w:sz w:val="18"/>
+                <w:szCs w:val="18"/>
+              </w:rPr>
+              <w:alias w:val="CompanyName"/>
+              <w:tag w:val="#BC:InsertDataItem,BCReportInformation/ReportRequest/CompanyName"/>
+              <w:id w:val="-1061177912"/>
+              <w:placeholder>
+                <w:docPart w:val="1FEE138237C145679D27309B52717B22"/>
+              </w:placeholder>
+              <w15:color w:val="808080"/>
+              <w:text/>
             </w:sdtPr>
             <w:sdtContent>
               <w:r>
@@ -1203,7 +1405,18 @@
         </w:tcPr>
         <w:sdt>
           <w:sdtPr>
-            <w:dataBinding w:prefixMappings="xmlns:ns0='urn:microsoft-dynamics-nav/reports/Tenant_Report_Defaults/2000000001/'" w:xpath="/ns0:NavWordReportXmlPart[1]/ns0:BCReportInformation[1]/ns0:ReportMetadata[1]/ns0:ReportCaption[1]" w:storeItemID="{6591F282-3185-4100-B552-A980004A2E03}"/>
+            <w:rPr>
+              <w:sz w:val="48"/>
+              <w:szCs w:val="32"/>
+            </w:rPr>
+            <w:alias w:val="ReportCaption"/>
+            <w:tag w:val="#BC:InsertDataItem,BCReportInformation/ReportMetadata/ReportCaption"/>
+            <w:id w:val="-1397730881"/>
+            <w:placeholder>
+              <w:docPart w:val="EED7127D55964A44AB61D89F364313EB"/>
+            </w:placeholder>
+            <w15:color w:val="808080"/>
+            <w:text/>
           </w:sdtPr>
           <w:sdtContent>
             <w:p>
@@ -1232,7 +1445,21 @@
         </w:tcPr>
         <w:sdt>
           <w:sdtPr>
-            <w:dataBinding w:prefixMappings="xmlns:ns0='urn:microsoft-dynamics-nav/reports/Tenant_Report_Defaults/2000000001/'" w:xpath="/ns0:NavWordReportXmlPart[1]/ns0:BCReportInformation[1]/ns0:ReportRequest[1]/ns0:CompanyName[1]" w:storeItemID="{6591F282-3185-4100-B552-A980004A2E03}"/>
+            <w:rPr>
+              <w:rFonts w:asciiTheme="majorHAnsi" w:hAnsiTheme="majorHAnsi" w:cstheme="majorHAnsi"/>
+              <w:b/>
+              <w:bCs/>
+              <w:sz w:val="18"/>
+              <w:szCs w:val="18"/>
+            </w:rPr>
+            <w:alias w:val="CompanyName"/>
+            <w:tag w:val="#BC:InsertDataItem,BCReportInformation/ReportRequest/CompanyName"/>
+            <w:id w:val="-1476142504"/>
+            <w:placeholder>
+              <w:docPart w:val="EED7127D55964A44AB61D89F364313EB"/>
+            </w:placeholder>
+            <w15:color w:val="808080"/>
+            <w:text/>
           </w:sdtPr>
           <w:sdtContent>
             <w:p>
